--- a/opleverset/AcceptatieTesten 2.0.docx
+++ b/opleverset/AcceptatieTesten 2.0.docx
@@ -9728,28 +9728,7 @@
           <w:sz w:val="22"/>
           <w:szCs w:val="22"/>
         </w:rPr>
-        <w:t xml:space="preserve"> de RFID tag moet als inhoud een getal van 1</w:t>
-      </w:r>
-      <w:r>
-        <w:rPr>
-          <w:sz w:val="22"/>
-          <w:szCs w:val="22"/>
-        </w:rPr>
-        <w:t>-7</w:t>
-      </w:r>
-      <w:r>
-        <w:rPr>
-          <w:sz w:val="22"/>
-          <w:szCs w:val="22"/>
-        </w:rPr>
-        <w:t xml:space="preserve"> in blok 4 bevatten. Dit is geschreven in de vorm van ASCII</w:t>
-      </w:r>
-      <w:r>
-        <w:rPr>
-          <w:sz w:val="22"/>
-          <w:szCs w:val="22"/>
-        </w:rPr>
-        <w:t>.</w:t>
+        <w:t xml:space="preserve"> de RFID tag moet als inhoud een getal van 1-7 in blok 4 bevatten. Dit is geschreven in de vorm van ASCII.</w:t>
       </w:r>
     </w:p>
     <w:p>
@@ -10138,6 +10117,13 @@
         </w:rPr>
         <w:t>Rood</w:t>
       </w:r>
+      <w:r>
+        <w:rPr>
+          <w:sz w:val="22"/>
+          <w:szCs w:val="22"/>
+        </w:rPr>
+        <w:t>, na een paar seconde knipperen</w:t>
+      </w:r>
     </w:p>
     <w:p>
       <w:pPr>
@@ -10407,6 +10393,346 @@
       </w:r>
     </w:p>
     <w:p>
+      <w:r>
+        <w:rPr>
+          <w:b/>
+          <w:bCs/>
+          <w:sz w:val="22"/>
+          <w:szCs w:val="22"/>
+        </w:rPr>
+        <w:lastRenderedPageBreak/>
+        <w:t>gang</w:t>
+      </w:r>
+      <w:r>
+        <w:rPr>
+          <w:b/>
+          <w:bCs/>
+          <w:sz w:val="22"/>
+          <w:szCs w:val="22"/>
+        </w:rPr>
+        <w:t xml:space="preserve"> vermelding: </w:t>
+      </w:r>
+      <w:r>
+        <w:rPr>
+          <w:sz w:val="22"/>
+          <w:szCs w:val="22"/>
+        </w:rPr>
+        <w:t xml:space="preserve">op de bovenste laag bevindt zich een </w:t>
+      </w:r>
+      <w:r>
+        <w:rPr>
+          <w:sz w:val="20"/>
+          <w:szCs w:val="20"/>
+        </w:rPr>
+        <w:t>RGB</w:t>
+      </w:r>
+      <w:r>
+        <w:rPr>
+          <w:sz w:val="28"/>
+          <w:szCs w:val="28"/>
+        </w:rPr>
+        <w:t xml:space="preserve"> </w:t>
+      </w:r>
+      <w:r>
+        <w:rPr>
+          <w:sz w:val="20"/>
+          <w:szCs w:val="20"/>
+        </w:rPr>
+        <w:t>LED</w:t>
+      </w:r>
+      <w:r>
+        <w:rPr>
+          <w:sz w:val="28"/>
+          <w:szCs w:val="28"/>
+        </w:rPr>
+        <w:t xml:space="preserve">, </w:t>
+      </w:r>
+      <w:r>
+        <w:rPr>
+          <w:sz w:val="22"/>
+          <w:szCs w:val="22"/>
+        </w:rPr>
+        <w:t>6 verschillende</w:t>
+      </w:r>
+      <w:r>
+        <w:rPr>
+          <w:sz w:val="28"/>
+          <w:szCs w:val="28"/>
+        </w:rPr>
+        <w:t xml:space="preserve"> </w:t>
+      </w:r>
+      <w:r>
+        <w:rPr>
+          <w:sz w:val="22"/>
+          <w:szCs w:val="22"/>
+        </w:rPr>
+        <w:t>geven 6 verschillende gangen aan. Dit is zodat duidelijk is welke gang is geselecteerd:</w:t>
+      </w:r>
+    </w:p>
+    <w:p>
+      <w:pPr>
+        <w:pStyle w:val="Lijstalinea"/>
+        <w:numPr>
+          <w:ilvl w:val="0"/>
+          <w:numId w:val="40"/>
+        </w:numPr>
+        <w:rPr>
+          <w:sz w:val="28"/>
+          <w:szCs w:val="28"/>
+        </w:rPr>
+      </w:pPr>
+      <w:r>
+        <w:rPr>
+          <w:sz w:val="22"/>
+          <w:szCs w:val="22"/>
+        </w:rPr>
+        <w:t>Blauw</w:t>
+      </w:r>
+    </w:p>
+    <w:p>
+      <w:pPr>
+        <w:pStyle w:val="Lijstalinea"/>
+        <w:numPr>
+          <w:ilvl w:val="1"/>
+          <w:numId w:val="40"/>
+        </w:numPr>
+        <w:rPr>
+          <w:sz w:val="28"/>
+          <w:szCs w:val="28"/>
+        </w:rPr>
+      </w:pPr>
+      <w:r>
+        <w:rPr>
+          <w:sz w:val="22"/>
+          <w:szCs w:val="22"/>
+        </w:rPr>
+        <w:t>Gang 2</w:t>
+      </w:r>
+    </w:p>
+    <w:p>
+      <w:pPr>
+        <w:pStyle w:val="Lijstalinea"/>
+        <w:numPr>
+          <w:ilvl w:val="0"/>
+          <w:numId w:val="40"/>
+        </w:numPr>
+        <w:rPr>
+          <w:sz w:val="28"/>
+          <w:szCs w:val="28"/>
+        </w:rPr>
+      </w:pPr>
+      <w:r>
+        <w:rPr>
+          <w:sz w:val="22"/>
+          <w:szCs w:val="22"/>
+        </w:rPr>
+        <w:t>Groen</w:t>
+      </w:r>
+    </w:p>
+    <w:p>
+      <w:pPr>
+        <w:pStyle w:val="Lijstalinea"/>
+        <w:numPr>
+          <w:ilvl w:val="1"/>
+          <w:numId w:val="40"/>
+        </w:numPr>
+        <w:rPr>
+          <w:sz w:val="28"/>
+          <w:szCs w:val="28"/>
+        </w:rPr>
+      </w:pPr>
+      <w:r>
+        <w:rPr>
+          <w:sz w:val="22"/>
+          <w:szCs w:val="22"/>
+        </w:rPr>
+        <w:t>Gang 3</w:t>
+      </w:r>
+    </w:p>
+    <w:p>
+      <w:pPr>
+        <w:pStyle w:val="Lijstalinea"/>
+        <w:numPr>
+          <w:ilvl w:val="0"/>
+          <w:numId w:val="40"/>
+        </w:numPr>
+        <w:rPr>
+          <w:sz w:val="28"/>
+          <w:szCs w:val="28"/>
+        </w:rPr>
+      </w:pPr>
+      <w:r>
+        <w:rPr>
+          <w:sz w:val="22"/>
+          <w:szCs w:val="22"/>
+        </w:rPr>
+        <w:t>Paars</w:t>
+      </w:r>
+    </w:p>
+    <w:p>
+      <w:pPr>
+        <w:pStyle w:val="Lijstalinea"/>
+        <w:numPr>
+          <w:ilvl w:val="1"/>
+          <w:numId w:val="40"/>
+        </w:numPr>
+        <w:rPr>
+          <w:sz w:val="28"/>
+          <w:szCs w:val="28"/>
+        </w:rPr>
+      </w:pPr>
+      <w:r>
+        <w:rPr>
+          <w:sz w:val="22"/>
+          <w:szCs w:val="22"/>
+        </w:rPr>
+        <w:t>Gang 4</w:t>
+      </w:r>
+    </w:p>
+    <w:p>
+      <w:pPr>
+        <w:pStyle w:val="Lijstalinea"/>
+        <w:numPr>
+          <w:ilvl w:val="0"/>
+          <w:numId w:val="40"/>
+        </w:numPr>
+        <w:rPr>
+          <w:sz w:val="28"/>
+          <w:szCs w:val="28"/>
+        </w:rPr>
+      </w:pPr>
+      <w:r>
+        <w:rPr>
+          <w:sz w:val="22"/>
+          <w:szCs w:val="22"/>
+        </w:rPr>
+        <w:t>Geel</w:t>
+      </w:r>
+    </w:p>
+    <w:p>
+      <w:pPr>
+        <w:pStyle w:val="Lijstalinea"/>
+        <w:numPr>
+          <w:ilvl w:val="1"/>
+          <w:numId w:val="40"/>
+        </w:numPr>
+        <w:rPr>
+          <w:sz w:val="28"/>
+          <w:szCs w:val="28"/>
+        </w:rPr>
+      </w:pPr>
+      <w:r>
+        <w:rPr>
+          <w:sz w:val="22"/>
+          <w:szCs w:val="22"/>
+        </w:rPr>
+        <w:t>Gang 5</w:t>
+      </w:r>
+    </w:p>
+    <w:p>
+      <w:pPr>
+        <w:pStyle w:val="Lijstalinea"/>
+        <w:numPr>
+          <w:ilvl w:val="0"/>
+          <w:numId w:val="40"/>
+        </w:numPr>
+        <w:rPr>
+          <w:sz w:val="28"/>
+          <w:szCs w:val="28"/>
+        </w:rPr>
+      </w:pPr>
+      <w:r>
+        <w:rPr>
+          <w:sz w:val="22"/>
+          <w:szCs w:val="22"/>
+        </w:rPr>
+        <w:t>Cyaan</w:t>
+      </w:r>
+    </w:p>
+    <w:p>
+      <w:pPr>
+        <w:pStyle w:val="Lijstalinea"/>
+        <w:numPr>
+          <w:ilvl w:val="1"/>
+          <w:numId w:val="40"/>
+        </w:numPr>
+        <w:rPr>
+          <w:sz w:val="28"/>
+          <w:szCs w:val="28"/>
+        </w:rPr>
+      </w:pPr>
+      <w:r>
+        <w:rPr>
+          <w:sz w:val="22"/>
+          <w:szCs w:val="22"/>
+        </w:rPr>
+        <w:t>Gang 6</w:t>
+      </w:r>
+    </w:p>
+    <w:p>
+      <w:pPr>
+        <w:pStyle w:val="Lijstalinea"/>
+        <w:numPr>
+          <w:ilvl w:val="0"/>
+          <w:numId w:val="40"/>
+        </w:numPr>
+        <w:rPr>
+          <w:sz w:val="28"/>
+          <w:szCs w:val="28"/>
+        </w:rPr>
+      </w:pPr>
+      <w:r>
+        <w:rPr>
+          <w:sz w:val="22"/>
+          <w:szCs w:val="22"/>
+        </w:rPr>
+        <w:t xml:space="preserve">Wit </w:t>
+      </w:r>
+    </w:p>
+    <w:p>
+      <w:pPr>
+        <w:pStyle w:val="Lijstalinea"/>
+        <w:numPr>
+          <w:ilvl w:val="1"/>
+          <w:numId w:val="40"/>
+        </w:numPr>
+        <w:rPr>
+          <w:sz w:val="28"/>
+          <w:szCs w:val="28"/>
+        </w:rPr>
+      </w:pPr>
+      <w:r>
+        <w:rPr>
+          <w:sz w:val="22"/>
+          <w:szCs w:val="22"/>
+        </w:rPr>
+        <w:t>Gang 7</w:t>
+      </w:r>
+    </w:p>
+    <w:p>
+      <w:pPr>
+        <w:rPr>
+          <w:sz w:val="22"/>
+          <w:szCs w:val="22"/>
+        </w:rPr>
+      </w:pPr>
+      <w:r>
+        <w:rPr>
+          <w:sz w:val="22"/>
+          <w:szCs w:val="22"/>
+        </w:rPr>
+        <w:br w:type="page"/>
+      </w:r>
+    </w:p>
+    <w:p>
+      <w:pPr>
+        <w:rPr>
+          <w:sz w:val="22"/>
+          <w:szCs w:val="22"/>
+        </w:rPr>
+      </w:pPr>
+    </w:p>
+    <w:p>
       <w:pPr>
         <w:pStyle w:val="Kop1"/>
         <w:rPr>
@@ -10419,7 +10745,6 @@
           <w:sz w:val="32"/>
           <w:szCs w:val="32"/>
         </w:rPr>
-        <w:lastRenderedPageBreak/>
         <w:t>Test 1: APM kan over heuvels rijden (requirement 2)</w:t>
       </w:r>
       <w:bookmarkEnd w:id="0"/>
@@ -15475,31 +15800,7 @@
           <w:szCs w:val="22"/>
           <w:lang w:val="nl-NL"/>
         </w:rPr>
-        <w:t xml:space="preserve">Selecteer m.b.v. de route selectieknop een getal van 1-7. </w:t>
-      </w:r>
-      <w:r>
-        <w:rPr>
-          <w:sz w:val="22"/>
-          <w:szCs w:val="22"/>
-          <w:lang w:val="nl-NL"/>
-        </w:rPr>
-        <w:t xml:space="preserve">Het aantal keer dat de knop wordt ingedrukt is gelijk aan de gewenste </w:t>
-      </w:r>
-      <w:r>
-        <w:rPr>
-          <w:sz w:val="22"/>
-          <w:szCs w:val="22"/>
-          <w:lang w:val="nl-NL"/>
-        </w:rPr>
-        <w:t>tag</w:t>
-      </w:r>
-      <w:r>
-        <w:rPr>
-          <w:sz w:val="22"/>
-          <w:szCs w:val="22"/>
-          <w:lang w:val="nl-NL"/>
-        </w:rPr>
-        <w:t>.</w:t>
+        <w:t>Selecteer m.b.v. de route selectieknop een getal van 1-7. Het aantal keer dat de knop wordt ingedrukt is gelijk aan de gewenste tag.</w:t>
       </w:r>
     </w:p>
     <w:p>
@@ -20589,13 +20890,8 @@
             <w:tcW w:w="3021" w:type="dxa"/>
           </w:tcPr>
           <w:p>
-            <w:proofErr w:type="spellStart"/>
-            <w:r>
-              <w:t>Opleverset</w:t>
-            </w:r>
-            <w:proofErr w:type="spellEnd"/>
-            <w:r>
-              <w:t xml:space="preserve"> versie</w:t>
+            <w:r>
+              <w:t>Opleverset versie</w:t>
             </w:r>
           </w:p>
         </w:tc>
@@ -21918,6 +22214,100 @@
     </w:lvl>
   </w:abstractNum>
   <w:abstractNum w:abstractNumId="10" w15:restartNumberingAfterBreak="0">
+    <w:nsid w:val="1D353E2D"/>
+    <w:multiLevelType w:val="hybridMultilevel"/>
+    <w:tmpl w:val="050C19C2"/>
+    <w:lvl w:ilvl="0" w:tplc="D3C25546">
+      <w:start w:val="1"/>
+      <w:numFmt w:val="decimal"/>
+      <w:lvlText w:val="%1."/>
+      <w:lvlJc w:val="left"/>
+      <w:pPr>
+        <w:ind w:left="720" w:hanging="360"/>
+      </w:pPr>
+      <w:rPr>
+        <w:sz w:val="22"/>
+        <w:szCs w:val="22"/>
+      </w:rPr>
+    </w:lvl>
+    <w:lvl w:ilvl="1" w:tplc="7B74A224">
+      <w:start w:val="1"/>
+      <w:numFmt w:val="lowerLetter"/>
+      <w:lvlText w:val="%2."/>
+      <w:lvlJc w:val="left"/>
+      <w:pPr>
+        <w:ind w:left="1440" w:hanging="360"/>
+      </w:pPr>
+      <w:rPr>
+        <w:sz w:val="22"/>
+        <w:szCs w:val="22"/>
+      </w:rPr>
+    </w:lvl>
+    <w:lvl w:ilvl="2" w:tplc="0413001B" w:tentative="1">
+      <w:start w:val="1"/>
+      <w:numFmt w:val="lowerRoman"/>
+      <w:lvlText w:val="%3."/>
+      <w:lvlJc w:val="right"/>
+      <w:pPr>
+        <w:ind w:left="2160" w:hanging="180"/>
+      </w:pPr>
+    </w:lvl>
+    <w:lvl w:ilvl="3" w:tplc="0413000F" w:tentative="1">
+      <w:start w:val="1"/>
+      <w:numFmt w:val="decimal"/>
+      <w:lvlText w:val="%4."/>
+      <w:lvlJc w:val="left"/>
+      <w:pPr>
+        <w:ind w:left="2880" w:hanging="360"/>
+      </w:pPr>
+    </w:lvl>
+    <w:lvl w:ilvl="4" w:tplc="04130019" w:tentative="1">
+      <w:start w:val="1"/>
+      <w:numFmt w:val="lowerLetter"/>
+      <w:lvlText w:val="%5."/>
+      <w:lvlJc w:val="left"/>
+      <w:pPr>
+        <w:ind w:left="3600" w:hanging="360"/>
+      </w:pPr>
+    </w:lvl>
+    <w:lvl w:ilvl="5" w:tplc="0413001B" w:tentative="1">
+      <w:start w:val="1"/>
+      <w:numFmt w:val="lowerRoman"/>
+      <w:lvlText w:val="%6."/>
+      <w:lvlJc w:val="right"/>
+      <w:pPr>
+        <w:ind w:left="4320" w:hanging="180"/>
+      </w:pPr>
+    </w:lvl>
+    <w:lvl w:ilvl="6" w:tplc="0413000F" w:tentative="1">
+      <w:start w:val="1"/>
+      <w:numFmt w:val="decimal"/>
+      <w:lvlText w:val="%7."/>
+      <w:lvlJc w:val="left"/>
+      <w:pPr>
+        <w:ind w:left="5040" w:hanging="360"/>
+      </w:pPr>
+    </w:lvl>
+    <w:lvl w:ilvl="7" w:tplc="04130019" w:tentative="1">
+      <w:start w:val="1"/>
+      <w:numFmt w:val="lowerLetter"/>
+      <w:lvlText w:val="%8."/>
+      <w:lvlJc w:val="left"/>
+      <w:pPr>
+        <w:ind w:left="5760" w:hanging="360"/>
+      </w:pPr>
+    </w:lvl>
+    <w:lvl w:ilvl="8" w:tplc="0413001B" w:tentative="1">
+      <w:start w:val="1"/>
+      <w:numFmt w:val="lowerRoman"/>
+      <w:lvlText w:val="%9."/>
+      <w:lvlJc w:val="right"/>
+      <w:pPr>
+        <w:ind w:left="6480" w:hanging="180"/>
+      </w:pPr>
+    </w:lvl>
+  </w:abstractNum>
+  <w:abstractNum w:abstractNumId="11" w15:restartNumberingAfterBreak="0">
     <w:nsid w:val="1FC6319E"/>
     <w:multiLevelType w:val="hybridMultilevel"/>
     <w:tmpl w:val="83A49F5A"/>
@@ -22003,7 +22393,7 @@
       </w:pPr>
     </w:lvl>
   </w:abstractNum>
-  <w:abstractNum w:abstractNumId="11" w15:restartNumberingAfterBreak="0">
+  <w:abstractNum w:abstractNumId="12" w15:restartNumberingAfterBreak="0">
     <w:nsid w:val="21016B6D"/>
     <w:multiLevelType w:val="hybridMultilevel"/>
     <w:tmpl w:val="0D5A919E"/>
@@ -22089,7 +22479,7 @@
       </w:pPr>
     </w:lvl>
   </w:abstractNum>
-  <w:abstractNum w:abstractNumId="12" w15:restartNumberingAfterBreak="0">
+  <w:abstractNum w:abstractNumId="13" w15:restartNumberingAfterBreak="0">
     <w:nsid w:val="2B102DA0"/>
     <w:multiLevelType w:val="hybridMultilevel"/>
     <w:tmpl w:val="BB22A980"/>
@@ -22178,7 +22568,7 @@
       </w:pPr>
     </w:lvl>
   </w:abstractNum>
-  <w:abstractNum w:abstractNumId="13" w15:restartNumberingAfterBreak="0">
+  <w:abstractNum w:abstractNumId="14" w15:restartNumberingAfterBreak="0">
     <w:nsid w:val="2BDC6445"/>
     <w:multiLevelType w:val="hybridMultilevel"/>
     <w:tmpl w:val="EA2676A2"/>
@@ -22264,7 +22654,7 @@
       </w:pPr>
     </w:lvl>
   </w:abstractNum>
-  <w:abstractNum w:abstractNumId="14" w15:restartNumberingAfterBreak="0">
+  <w:abstractNum w:abstractNumId="15" w15:restartNumberingAfterBreak="0">
     <w:nsid w:val="2C002722"/>
     <w:multiLevelType w:val="hybridMultilevel"/>
     <w:tmpl w:val="FD660098"/>
@@ -22350,7 +22740,7 @@
       </w:pPr>
     </w:lvl>
   </w:abstractNum>
-  <w:abstractNum w:abstractNumId="15" w15:restartNumberingAfterBreak="0">
+  <w:abstractNum w:abstractNumId="16" w15:restartNumberingAfterBreak="0">
     <w:nsid w:val="2ECC130A"/>
     <w:multiLevelType w:val="hybridMultilevel"/>
     <w:tmpl w:val="24321CA2"/>
@@ -22436,7 +22826,7 @@
       </w:pPr>
     </w:lvl>
   </w:abstractNum>
-  <w:abstractNum w:abstractNumId="16" w15:restartNumberingAfterBreak="0">
+  <w:abstractNum w:abstractNumId="17" w15:restartNumberingAfterBreak="0">
     <w:nsid w:val="31EF6087"/>
     <w:multiLevelType w:val="hybridMultilevel"/>
     <w:tmpl w:val="EB90A972"/>
@@ -22549,7 +22939,7 @@
       </w:rPr>
     </w:lvl>
   </w:abstractNum>
-  <w:abstractNum w:abstractNumId="17" w15:restartNumberingAfterBreak="0">
+  <w:abstractNum w:abstractNumId="18" w15:restartNumberingAfterBreak="0">
     <w:nsid w:val="34055EB0"/>
     <w:multiLevelType w:val="hybridMultilevel"/>
     <w:tmpl w:val="D1A2D564"/>
@@ -22638,7 +23028,7 @@
       </w:pPr>
     </w:lvl>
   </w:abstractNum>
-  <w:abstractNum w:abstractNumId="18" w15:restartNumberingAfterBreak="0">
+  <w:abstractNum w:abstractNumId="19" w15:restartNumberingAfterBreak="0">
     <w:nsid w:val="3A8D6904"/>
     <w:multiLevelType w:val="hybridMultilevel"/>
     <w:tmpl w:val="1D604CA4"/>
@@ -22724,7 +23114,7 @@
       </w:pPr>
     </w:lvl>
   </w:abstractNum>
-  <w:abstractNum w:abstractNumId="19" w15:restartNumberingAfterBreak="0">
+  <w:abstractNum w:abstractNumId="20" w15:restartNumberingAfterBreak="0">
     <w:nsid w:val="3ABD15AF"/>
     <w:multiLevelType w:val="hybridMultilevel"/>
     <w:tmpl w:val="1B6EBED6"/>
@@ -22810,7 +23200,93 @@
       </w:pPr>
     </w:lvl>
   </w:abstractNum>
-  <w:abstractNum w:abstractNumId="20" w15:restartNumberingAfterBreak="0">
+  <w:abstractNum w:abstractNumId="21" w15:restartNumberingAfterBreak="0">
+    <w:nsid w:val="40C61EB3"/>
+    <w:multiLevelType w:val="hybridMultilevel"/>
+    <w:tmpl w:val="E46EDD62"/>
+    <w:lvl w:ilvl="0" w:tplc="0413000F">
+      <w:start w:val="1"/>
+      <w:numFmt w:val="decimal"/>
+      <w:lvlText w:val="%1."/>
+      <w:lvlJc w:val="left"/>
+      <w:pPr>
+        <w:ind w:left="720" w:hanging="360"/>
+      </w:pPr>
+    </w:lvl>
+    <w:lvl w:ilvl="1" w:tplc="04130019" w:tentative="1">
+      <w:start w:val="1"/>
+      <w:numFmt w:val="lowerLetter"/>
+      <w:lvlText w:val="%2."/>
+      <w:lvlJc w:val="left"/>
+      <w:pPr>
+        <w:ind w:left="1440" w:hanging="360"/>
+      </w:pPr>
+    </w:lvl>
+    <w:lvl w:ilvl="2" w:tplc="0413001B" w:tentative="1">
+      <w:start w:val="1"/>
+      <w:numFmt w:val="lowerRoman"/>
+      <w:lvlText w:val="%3."/>
+      <w:lvlJc w:val="right"/>
+      <w:pPr>
+        <w:ind w:left="2160" w:hanging="180"/>
+      </w:pPr>
+    </w:lvl>
+    <w:lvl w:ilvl="3" w:tplc="0413000F" w:tentative="1">
+      <w:start w:val="1"/>
+      <w:numFmt w:val="decimal"/>
+      <w:lvlText w:val="%4."/>
+      <w:lvlJc w:val="left"/>
+      <w:pPr>
+        <w:ind w:left="2880" w:hanging="360"/>
+      </w:pPr>
+    </w:lvl>
+    <w:lvl w:ilvl="4" w:tplc="04130019" w:tentative="1">
+      <w:start w:val="1"/>
+      <w:numFmt w:val="lowerLetter"/>
+      <w:lvlText w:val="%5."/>
+      <w:lvlJc w:val="left"/>
+      <w:pPr>
+        <w:ind w:left="3600" w:hanging="360"/>
+      </w:pPr>
+    </w:lvl>
+    <w:lvl w:ilvl="5" w:tplc="0413001B" w:tentative="1">
+      <w:start w:val="1"/>
+      <w:numFmt w:val="lowerRoman"/>
+      <w:lvlText w:val="%6."/>
+      <w:lvlJc w:val="right"/>
+      <w:pPr>
+        <w:ind w:left="4320" w:hanging="180"/>
+      </w:pPr>
+    </w:lvl>
+    <w:lvl w:ilvl="6" w:tplc="0413000F" w:tentative="1">
+      <w:start w:val="1"/>
+      <w:numFmt w:val="decimal"/>
+      <w:lvlText w:val="%7."/>
+      <w:lvlJc w:val="left"/>
+      <w:pPr>
+        <w:ind w:left="5040" w:hanging="360"/>
+      </w:pPr>
+    </w:lvl>
+    <w:lvl w:ilvl="7" w:tplc="04130019" w:tentative="1">
+      <w:start w:val="1"/>
+      <w:numFmt w:val="lowerLetter"/>
+      <w:lvlText w:val="%8."/>
+      <w:lvlJc w:val="left"/>
+      <w:pPr>
+        <w:ind w:left="5760" w:hanging="360"/>
+      </w:pPr>
+    </w:lvl>
+    <w:lvl w:ilvl="8" w:tplc="0413001B" w:tentative="1">
+      <w:start w:val="1"/>
+      <w:numFmt w:val="lowerRoman"/>
+      <w:lvlText w:val="%9."/>
+      <w:lvlJc w:val="right"/>
+      <w:pPr>
+        <w:ind w:left="6480" w:hanging="180"/>
+      </w:pPr>
+    </w:lvl>
+  </w:abstractNum>
+  <w:abstractNum w:abstractNumId="22" w15:restartNumberingAfterBreak="0">
     <w:nsid w:val="427E1A59"/>
     <w:multiLevelType w:val="hybridMultilevel"/>
     <w:tmpl w:val="1A8CF1B8"/>
@@ -22923,7 +23399,7 @@
       </w:rPr>
     </w:lvl>
   </w:abstractNum>
-  <w:abstractNum w:abstractNumId="21" w15:restartNumberingAfterBreak="0">
+  <w:abstractNum w:abstractNumId="23" w15:restartNumberingAfterBreak="0">
     <w:nsid w:val="42CD639E"/>
     <w:multiLevelType w:val="hybridMultilevel"/>
     <w:tmpl w:val="FE78DF84"/>
@@ -23036,7 +23512,7 @@
       </w:rPr>
     </w:lvl>
   </w:abstractNum>
-  <w:abstractNum w:abstractNumId="22" w15:restartNumberingAfterBreak="0">
+  <w:abstractNum w:abstractNumId="24" w15:restartNumberingAfterBreak="0">
     <w:nsid w:val="48301216"/>
     <w:multiLevelType w:val="multilevel"/>
     <w:tmpl w:val="0FAA5A2C"/>
@@ -23185,7 +23661,7 @@
       </w:rPr>
     </w:lvl>
   </w:abstractNum>
-  <w:abstractNum w:abstractNumId="23" w15:restartNumberingAfterBreak="0">
+  <w:abstractNum w:abstractNumId="25" w15:restartNumberingAfterBreak="0">
     <w:nsid w:val="4BC511C6"/>
     <w:multiLevelType w:val="hybridMultilevel"/>
     <w:tmpl w:val="03229CD0"/>
@@ -23271,7 +23747,7 @@
       </w:pPr>
     </w:lvl>
   </w:abstractNum>
-  <w:abstractNum w:abstractNumId="24" w15:restartNumberingAfterBreak="0">
+  <w:abstractNum w:abstractNumId="26" w15:restartNumberingAfterBreak="0">
     <w:nsid w:val="52E270BF"/>
     <w:multiLevelType w:val="hybridMultilevel"/>
     <w:tmpl w:val="43FA1AA6"/>
@@ -23357,7 +23833,7 @@
       </w:pPr>
     </w:lvl>
   </w:abstractNum>
-  <w:abstractNum w:abstractNumId="25" w15:restartNumberingAfterBreak="0">
+  <w:abstractNum w:abstractNumId="27" w15:restartNumberingAfterBreak="0">
     <w:nsid w:val="540B6469"/>
     <w:multiLevelType w:val="multilevel"/>
     <w:tmpl w:val="9B684E32"/>
@@ -23506,7 +23982,7 @@
       </w:rPr>
     </w:lvl>
   </w:abstractNum>
-  <w:abstractNum w:abstractNumId="26" w15:restartNumberingAfterBreak="0">
+  <w:abstractNum w:abstractNumId="28" w15:restartNumberingAfterBreak="0">
     <w:nsid w:val="545C17F4"/>
     <w:multiLevelType w:val="hybridMultilevel"/>
     <w:tmpl w:val="33967374"/>
@@ -23619,7 +24095,7 @@
       </w:rPr>
     </w:lvl>
   </w:abstractNum>
-  <w:abstractNum w:abstractNumId="27" w15:restartNumberingAfterBreak="0">
+  <w:abstractNum w:abstractNumId="29" w15:restartNumberingAfterBreak="0">
     <w:nsid w:val="55DB7E72"/>
     <w:multiLevelType w:val="hybridMultilevel"/>
     <w:tmpl w:val="6E4E352C"/>
@@ -23732,7 +24208,7 @@
       </w:rPr>
     </w:lvl>
   </w:abstractNum>
-  <w:abstractNum w:abstractNumId="28" w15:restartNumberingAfterBreak="0">
+  <w:abstractNum w:abstractNumId="30" w15:restartNumberingAfterBreak="0">
     <w:nsid w:val="55E6107F"/>
     <w:multiLevelType w:val="hybridMultilevel"/>
     <w:tmpl w:val="F932877A"/>
@@ -23818,7 +24294,7 @@
       </w:pPr>
     </w:lvl>
   </w:abstractNum>
-  <w:abstractNum w:abstractNumId="29" w15:restartNumberingAfterBreak="0">
+  <w:abstractNum w:abstractNumId="31" w15:restartNumberingAfterBreak="0">
     <w:nsid w:val="56402650"/>
     <w:multiLevelType w:val="multilevel"/>
     <w:tmpl w:val="0570E216"/>
@@ -23967,7 +24443,7 @@
       </w:rPr>
     </w:lvl>
   </w:abstractNum>
-  <w:abstractNum w:abstractNumId="30" w15:restartNumberingAfterBreak="0">
+  <w:abstractNum w:abstractNumId="32" w15:restartNumberingAfterBreak="0">
     <w:nsid w:val="5A82653D"/>
     <w:multiLevelType w:val="hybridMultilevel"/>
     <w:tmpl w:val="32843A38"/>
@@ -24053,7 +24529,7 @@
       </w:pPr>
     </w:lvl>
   </w:abstractNum>
-  <w:abstractNum w:abstractNumId="31" w15:restartNumberingAfterBreak="0">
+  <w:abstractNum w:abstractNumId="33" w15:restartNumberingAfterBreak="0">
     <w:nsid w:val="5FB204BA"/>
     <w:multiLevelType w:val="multilevel"/>
     <w:tmpl w:val="2974B814"/>
@@ -24202,7 +24678,7 @@
       </w:rPr>
     </w:lvl>
   </w:abstractNum>
-  <w:abstractNum w:abstractNumId="32" w15:restartNumberingAfterBreak="0">
+  <w:abstractNum w:abstractNumId="34" w15:restartNumberingAfterBreak="0">
     <w:nsid w:val="6536152E"/>
     <w:multiLevelType w:val="hybridMultilevel"/>
     <w:tmpl w:val="555ADAD6"/>
@@ -24315,7 +24791,7 @@
       </w:rPr>
     </w:lvl>
   </w:abstractNum>
-  <w:abstractNum w:abstractNumId="33" w15:restartNumberingAfterBreak="0">
+  <w:abstractNum w:abstractNumId="35" w15:restartNumberingAfterBreak="0">
     <w:nsid w:val="65635ECC"/>
     <w:multiLevelType w:val="hybridMultilevel"/>
     <w:tmpl w:val="1A4AF03A"/>
@@ -24401,7 +24877,93 @@
       </w:pPr>
     </w:lvl>
   </w:abstractNum>
-  <w:abstractNum w:abstractNumId="34" w15:restartNumberingAfterBreak="0">
+  <w:abstractNum w:abstractNumId="36" w15:restartNumberingAfterBreak="0">
+    <w:nsid w:val="6A9A71DF"/>
+    <w:multiLevelType w:val="hybridMultilevel"/>
+    <w:tmpl w:val="A83C90B8"/>
+    <w:lvl w:ilvl="0" w:tplc="0413000F">
+      <w:start w:val="1"/>
+      <w:numFmt w:val="decimal"/>
+      <w:lvlText w:val="%1."/>
+      <w:lvlJc w:val="left"/>
+      <w:pPr>
+        <w:ind w:left="3600" w:hanging="360"/>
+      </w:pPr>
+    </w:lvl>
+    <w:lvl w:ilvl="1" w:tplc="04130019" w:tentative="1">
+      <w:start w:val="1"/>
+      <w:numFmt w:val="lowerLetter"/>
+      <w:lvlText w:val="%2."/>
+      <w:lvlJc w:val="left"/>
+      <w:pPr>
+        <w:ind w:left="4320" w:hanging="360"/>
+      </w:pPr>
+    </w:lvl>
+    <w:lvl w:ilvl="2" w:tplc="0413001B" w:tentative="1">
+      <w:start w:val="1"/>
+      <w:numFmt w:val="lowerRoman"/>
+      <w:lvlText w:val="%3."/>
+      <w:lvlJc w:val="right"/>
+      <w:pPr>
+        <w:ind w:left="5040" w:hanging="180"/>
+      </w:pPr>
+    </w:lvl>
+    <w:lvl w:ilvl="3" w:tplc="0413000F" w:tentative="1">
+      <w:start w:val="1"/>
+      <w:numFmt w:val="decimal"/>
+      <w:lvlText w:val="%4."/>
+      <w:lvlJc w:val="left"/>
+      <w:pPr>
+        <w:ind w:left="5760" w:hanging="360"/>
+      </w:pPr>
+    </w:lvl>
+    <w:lvl w:ilvl="4" w:tplc="04130019" w:tentative="1">
+      <w:start w:val="1"/>
+      <w:numFmt w:val="lowerLetter"/>
+      <w:lvlText w:val="%5."/>
+      <w:lvlJc w:val="left"/>
+      <w:pPr>
+        <w:ind w:left="6480" w:hanging="360"/>
+      </w:pPr>
+    </w:lvl>
+    <w:lvl w:ilvl="5" w:tplc="0413001B" w:tentative="1">
+      <w:start w:val="1"/>
+      <w:numFmt w:val="lowerRoman"/>
+      <w:lvlText w:val="%6."/>
+      <w:lvlJc w:val="right"/>
+      <w:pPr>
+        <w:ind w:left="7200" w:hanging="180"/>
+      </w:pPr>
+    </w:lvl>
+    <w:lvl w:ilvl="6" w:tplc="0413000F" w:tentative="1">
+      <w:start w:val="1"/>
+      <w:numFmt w:val="decimal"/>
+      <w:lvlText w:val="%7."/>
+      <w:lvlJc w:val="left"/>
+      <w:pPr>
+        <w:ind w:left="7920" w:hanging="360"/>
+      </w:pPr>
+    </w:lvl>
+    <w:lvl w:ilvl="7" w:tplc="04130019" w:tentative="1">
+      <w:start w:val="1"/>
+      <w:numFmt w:val="lowerLetter"/>
+      <w:lvlText w:val="%8."/>
+      <w:lvlJc w:val="left"/>
+      <w:pPr>
+        <w:ind w:left="8640" w:hanging="360"/>
+      </w:pPr>
+    </w:lvl>
+    <w:lvl w:ilvl="8" w:tplc="0413001B" w:tentative="1">
+      <w:start w:val="1"/>
+      <w:numFmt w:val="lowerRoman"/>
+      <w:lvlText w:val="%9."/>
+      <w:lvlJc w:val="right"/>
+      <w:pPr>
+        <w:ind w:left="9360" w:hanging="180"/>
+      </w:pPr>
+    </w:lvl>
+  </w:abstractNum>
+  <w:abstractNum w:abstractNumId="37" w15:restartNumberingAfterBreak="0">
     <w:nsid w:val="73747BA7"/>
     <w:multiLevelType w:val="multilevel"/>
     <w:tmpl w:val="0F9056A8"/>
@@ -24514,7 +25076,7 @@
       </w:pPr>
     </w:lvl>
   </w:abstractNum>
-  <w:abstractNum w:abstractNumId="35" w15:restartNumberingAfterBreak="0">
+  <w:abstractNum w:abstractNumId="38" w15:restartNumberingAfterBreak="0">
     <w:nsid w:val="77490AC4"/>
     <w:multiLevelType w:val="hybridMultilevel"/>
     <w:tmpl w:val="EC1A4E50"/>
@@ -24603,7 +25165,7 @@
       </w:pPr>
     </w:lvl>
   </w:abstractNum>
-  <w:abstractNum w:abstractNumId="36" w15:restartNumberingAfterBreak="0">
+  <w:abstractNum w:abstractNumId="39" w15:restartNumberingAfterBreak="0">
     <w:nsid w:val="77537229"/>
     <w:multiLevelType w:val="hybridMultilevel"/>
     <w:tmpl w:val="DCC656D6"/>
@@ -24690,31 +25252,31 @@
     </w:lvl>
   </w:abstractNum>
   <w:num w:numId="1" w16cid:durableId="309986028">
-    <w:abstractNumId w:val="21"/>
+    <w:abstractNumId w:val="23"/>
   </w:num>
   <w:num w:numId="2" w16cid:durableId="1751006551">
-    <w:abstractNumId w:val="32"/>
+    <w:abstractNumId w:val="34"/>
   </w:num>
   <w:num w:numId="3" w16cid:durableId="384137033">
-    <w:abstractNumId w:val="35"/>
+    <w:abstractNumId w:val="38"/>
   </w:num>
   <w:num w:numId="4" w16cid:durableId="1643077313">
-    <w:abstractNumId w:val="17"/>
+    <w:abstractNumId w:val="18"/>
   </w:num>
   <w:num w:numId="5" w16cid:durableId="82146397">
-    <w:abstractNumId w:val="12"/>
+    <w:abstractNumId w:val="13"/>
   </w:num>
   <w:num w:numId="6" w16cid:durableId="726685811">
-    <w:abstractNumId w:val="31"/>
+    <w:abstractNumId w:val="33"/>
   </w:num>
   <w:num w:numId="7" w16cid:durableId="1618878013">
-    <w:abstractNumId w:val="34"/>
+    <w:abstractNumId w:val="37"/>
   </w:num>
   <w:num w:numId="8" w16cid:durableId="1419909940">
-    <w:abstractNumId w:val="22"/>
+    <w:abstractNumId w:val="24"/>
   </w:num>
   <w:num w:numId="9" w16cid:durableId="199632554">
-    <w:abstractNumId w:val="29"/>
+    <w:abstractNumId w:val="31"/>
   </w:num>
   <w:num w:numId="10" w16cid:durableId="2122066613">
     <w:abstractNumId w:val="4"/>
@@ -24723,7 +25285,7 @@
     <w:abstractNumId w:val="9"/>
   </w:num>
   <w:num w:numId="12" w16cid:durableId="1536843897">
-    <w:abstractNumId w:val="26"/>
+    <w:abstractNumId w:val="28"/>
   </w:num>
   <w:num w:numId="13" w16cid:durableId="1053118709">
     <w:abstractNumId w:val="3"/>
@@ -24735,16 +25297,16 @@
     <w:abstractNumId w:val="5"/>
   </w:num>
   <w:num w:numId="16" w16cid:durableId="87429419">
-    <w:abstractNumId w:val="20"/>
+    <w:abstractNumId w:val="22"/>
   </w:num>
   <w:num w:numId="17" w16cid:durableId="819200146">
     <w:abstractNumId w:val="8"/>
   </w:num>
   <w:num w:numId="18" w16cid:durableId="1665164208">
-    <w:abstractNumId w:val="16"/>
+    <w:abstractNumId w:val="17"/>
   </w:num>
   <w:num w:numId="19" w16cid:durableId="228881220">
-    <w:abstractNumId w:val="23"/>
+    <w:abstractNumId w:val="25"/>
   </w:num>
   <w:num w:numId="20" w16cid:durableId="1222904543">
     <w:abstractNumId w:val="0"/>
@@ -24780,52 +25342,61 @@
     </w:lvlOverride>
   </w:num>
   <w:num w:numId="22" w16cid:durableId="1725371460">
-    <w:abstractNumId w:val="14"/>
+    <w:abstractNumId w:val="15"/>
   </w:num>
   <w:num w:numId="23" w16cid:durableId="781997829">
-    <w:abstractNumId w:val="15"/>
+    <w:abstractNumId w:val="16"/>
   </w:num>
   <w:num w:numId="24" w16cid:durableId="1707631943">
     <w:abstractNumId w:val="7"/>
   </w:num>
   <w:num w:numId="25" w16cid:durableId="561603519">
-    <w:abstractNumId w:val="30"/>
+    <w:abstractNumId w:val="32"/>
   </w:num>
   <w:num w:numId="26" w16cid:durableId="678048377">
     <w:abstractNumId w:val="6"/>
   </w:num>
   <w:num w:numId="27" w16cid:durableId="1149401107">
-    <w:abstractNumId w:val="18"/>
+    <w:abstractNumId w:val="19"/>
   </w:num>
   <w:num w:numId="28" w16cid:durableId="1354068324">
-    <w:abstractNumId w:val="28"/>
+    <w:abstractNumId w:val="30"/>
   </w:num>
   <w:num w:numId="29" w16cid:durableId="937979639">
-    <w:abstractNumId w:val="19"/>
+    <w:abstractNumId w:val="20"/>
   </w:num>
   <w:num w:numId="30" w16cid:durableId="1890409997">
-    <w:abstractNumId w:val="33"/>
+    <w:abstractNumId w:val="35"/>
   </w:num>
   <w:num w:numId="31" w16cid:durableId="462240217">
+    <w:abstractNumId w:val="39"/>
+  </w:num>
+  <w:num w:numId="32" w16cid:durableId="579019585">
+    <w:abstractNumId w:val="27"/>
+  </w:num>
+  <w:num w:numId="33" w16cid:durableId="1516380472">
+    <w:abstractNumId w:val="12"/>
+  </w:num>
+  <w:num w:numId="34" w16cid:durableId="439882640">
+    <w:abstractNumId w:val="11"/>
+  </w:num>
+  <w:num w:numId="35" w16cid:durableId="988753154">
+    <w:abstractNumId w:val="26"/>
+  </w:num>
+  <w:num w:numId="36" w16cid:durableId="1338342255">
+    <w:abstractNumId w:val="14"/>
+  </w:num>
+  <w:num w:numId="37" w16cid:durableId="689992839">
+    <w:abstractNumId w:val="29"/>
+  </w:num>
+  <w:num w:numId="38" w16cid:durableId="1487673711">
     <w:abstractNumId w:val="36"/>
   </w:num>
-  <w:num w:numId="32" w16cid:durableId="579019585">
-    <w:abstractNumId w:val="25"/>
+  <w:num w:numId="39" w16cid:durableId="2049450874">
+    <w:abstractNumId w:val="21"/>
   </w:num>
-  <w:num w:numId="33" w16cid:durableId="1516380472">
-    <w:abstractNumId w:val="11"/>
-  </w:num>
-  <w:num w:numId="34" w16cid:durableId="439882640">
+  <w:num w:numId="40" w16cid:durableId="1621951715">
     <w:abstractNumId w:val="10"/>
-  </w:num>
-  <w:num w:numId="35" w16cid:durableId="988753154">
-    <w:abstractNumId w:val="24"/>
-  </w:num>
-  <w:num w:numId="36" w16cid:durableId="1338342255">
-    <w:abstractNumId w:val="13"/>
-  </w:num>
-  <w:num w:numId="37" w16cid:durableId="689992839">
-    <w:abstractNumId w:val="27"/>
   </w:num>
 </w:numbering>
 </file>
@@ -25432,6 +26003,7 @@
   <w:style w:type="character" w:default="1" w:styleId="Standaardalinea-lettertype">
     <w:name w:val="Default Paragraph Font"/>
     <w:uiPriority w:val="1"/>
+    <w:semiHidden/>
     <w:unhideWhenUsed/>
   </w:style>
   <w:style w:type="table" w:default="1" w:styleId="Standaardtabel">
